--- a/Tailored_CVs/Shinoy_Hakk_da__an_IBM_Company_Software_Developer_Python_LLM.docx
+++ b/Tailored_CVs/Shinoy_Hakk_da__an_IBM_Company_Software_Developer_Python_LLM.docx
@@ -70,7 +70,7 @@
           <w:b w:val="0"/>
           <w:sz w:val="19"/>
         </w:rPr>
-        <w:t>QA Automation Engineer with over 8 years of experience building scalable automation frameworks and working with APIs, databases, and CI/CD pipelines. I bring solid hands-on experience in Java, Python, and TypeScript, along with practical background streamlining workflows using AI tools like Gemini Code Assist. I hold a valid EU residence permit and am based in the Netherlands, ready to contribute to your technical team.</w:t>
+        <w:t>QA Automation Engineer with over eight years of experience building scalable test frameworks and CI/CD pipelines using Java, TypeScript, and Python. I have worked extensively with API testing, database validation, and cloud environments like AWS. Recently, I have also used AI tools like Gemini Code Assist to streamline test generation and deployment scripts.</w:t>
       </w:r>
     </w:p>
     <w:p>
@@ -288,7 +288,7 @@
           <w:b w:val="0"/>
           <w:sz w:val="18"/>
         </w:rPr>
-        <w:t>▸ Tested and validated API integrations, microservices, and backend credit risk workflows utilizing Oracle SQL and RESTful interfaces.</w:t>
+        <w:t>▸ Developed and maintained automated testing frameworks using Java Selenium and TypeScript WDIO for complex financial systems.</w:t>
       </w:r>
     </w:p>
     <w:p>
@@ -301,7 +301,7 @@
           <w:b w:val="0"/>
           <w:sz w:val="18"/>
         </w:rPr>
-        <w:t>▸ Streamlined test generation and deployment scripts utilizing AI tools like Gemini Code Assist to improve delivery speed.</w:t>
+        <w:t>▸ Integrated CI/CD pipelines and regression test builds via Jenkins while using AWS and Terraform to manage environments.</w:t>
       </w:r>
     </w:p>
     <w:p>
@@ -314,7 +314,7 @@
           <w:b w:val="0"/>
           <w:sz w:val="18"/>
         </w:rPr>
-        <w:t>▸ Configured CI/CD pipelines using Jenkins, Docker, and AWS to maintain high availability across automated test environments.</w:t>
+        <w:t>▸ Executed complex SQL queries and validated backend data integrity across credit risk and banking workflows.</w:t>
       </w:r>
     </w:p>
     <w:p>
@@ -327,7 +327,7 @@
           <w:b w:val="0"/>
           <w:sz w:val="18"/>
         </w:rPr>
-        <w:t>▸ Worked with crossfunctional teams to translate business requirements into technical testing strategies and maintain release quality.</w:t>
+        <w:t>▸ Streamlined test generation and deployment scripts utilizing AI tools like Gemini Code Assist.</w:t>
       </w:r>
     </w:p>
     <w:p>
